--- a/день 9.docx
+++ b/день 9.docx
@@ -21,7 +21,7 @@
           <w:sz w:val="28"/>
           <w:szCs w:val="28"/>
         </w:rPr>
-        <w:t>Анализ ТЗ и требований к взаимодействию компонентов программного продукта «Система контроля версий и хранения артефактов (Git + Artifactory)»</w:t>
+        <w:t>МИНИСТЕРСТВО ЛЕСНОГО ХОЗЯЙСТВА И ОХРАНЫ ОБЪЕКТОВ ЖИВОТНОГО МИРА НИЖЕГОРОДСКОЙ ОБЛАСТИ</w:t>
       </w:r>
     </w:p>
     <w:p>
@@ -35,10 +35,7 @@
           <w:szCs w:val="28"/>
         </w:rPr>
       </w:pPr>
-    </w:p>
-    <w:p>
-      <w:pPr>
-        <w:jc w:val="center"/>
+      <w:r>
         <w:rPr>
           <w:rFonts w:ascii="Times New Roman" w:hAnsi="Times New Roman" w:cs="Times New Roman"/>
           <w:b/>
@@ -46,8 +43,12 @@
           <w:sz w:val="28"/>
           <w:szCs w:val="28"/>
         </w:rPr>
-      </w:pPr>
-      <w:r>
+        <w:t>Государственное бюджетное профессиональное образовательное учреждение Нижегородской области</w:t>
+      </w:r>
+    </w:p>
+    <w:p>
+      <w:pPr>
+        <w:jc w:val="center"/>
         <w:rPr>
           <w:rFonts w:ascii="Times New Roman" w:hAnsi="Times New Roman" w:cs="Times New Roman"/>
           <w:b/>
@@ -55,13 +56,409 @@
           <w:sz w:val="28"/>
           <w:szCs w:val="28"/>
         </w:rPr>
+      </w:pPr>
+      <w:r>
+        <w:rPr>
+          <w:rFonts w:ascii="Times New Roman" w:hAnsi="Times New Roman" w:cs="Times New Roman"/>
+          <w:b/>
+          <w:bCs/>
+          <w:sz w:val="28"/>
+          <w:szCs w:val="28"/>
+        </w:rPr>
+        <w:t>«КРАСНОБАКОВСКИЙ ЛЕСНОЙ КОЛЛЕДЖ»</w:t>
+      </w:r>
+    </w:p>
+    <w:p>
+      <w:pPr>
+        <w:jc w:val="center"/>
+        <w:rPr>
+          <w:rFonts w:ascii="Times New Roman" w:hAnsi="Times New Roman" w:cs="Times New Roman"/>
+          <w:b/>
+          <w:bCs/>
+          <w:sz w:val="28"/>
+          <w:szCs w:val="28"/>
+        </w:rPr>
+      </w:pPr>
+      <w:r>
+        <w:rPr>
+          <w:rFonts w:ascii="Times New Roman" w:hAnsi="Times New Roman" w:cs="Times New Roman"/>
+          <w:b/>
+          <w:bCs/>
+          <w:sz w:val="28"/>
+          <w:szCs w:val="28"/>
+        </w:rPr>
+        <w:t>(ГБПОУ НО «КБЛК»)</w:t>
+      </w:r>
+    </w:p>
+    <w:p>
+      <w:pPr>
+        <w:jc w:val="center"/>
+        <w:rPr>
+          <w:rFonts w:ascii="Times New Roman" w:hAnsi="Times New Roman" w:cs="Times New Roman"/>
+          <w:b/>
+          <w:bCs/>
+          <w:sz w:val="28"/>
+          <w:szCs w:val="28"/>
+        </w:rPr>
+      </w:pPr>
+    </w:p>
+    <w:p>
+      <w:pPr>
+        <w:jc w:val="center"/>
+        <w:rPr>
+          <w:rFonts w:ascii="Times New Roman" w:hAnsi="Times New Roman" w:cs="Times New Roman"/>
+          <w:b/>
+          <w:bCs/>
+          <w:sz w:val="28"/>
+          <w:szCs w:val="28"/>
+        </w:rPr>
+      </w:pPr>
+    </w:p>
+    <w:p>
+      <w:pPr>
+        <w:jc w:val="center"/>
+        <w:rPr>
+          <w:rFonts w:ascii="Times New Roman" w:hAnsi="Times New Roman" w:cs="Times New Roman"/>
+          <w:b/>
+          <w:bCs/>
+          <w:sz w:val="28"/>
+          <w:szCs w:val="28"/>
+        </w:rPr>
+      </w:pPr>
+      <w:r>
+        <w:rPr>
+          <w:rFonts w:ascii="Times New Roman" w:hAnsi="Times New Roman" w:cs="Times New Roman"/>
+          <w:b/>
+          <w:bCs/>
+          <w:sz w:val="28"/>
+          <w:szCs w:val="28"/>
+        </w:rPr>
+        <w:t>День 9</w:t>
+      </w:r>
+    </w:p>
+    <w:p>
+      <w:pPr>
+        <w:jc w:val="center"/>
+        <w:rPr>
+          <w:rFonts w:ascii="Times New Roman" w:hAnsi="Times New Roman" w:cs="Times New Roman"/>
+          <w:b/>
+          <w:bCs/>
+          <w:sz w:val="28"/>
+          <w:szCs w:val="28"/>
+        </w:rPr>
+      </w:pPr>
+      <w:r>
+        <w:rPr>
+          <w:rFonts w:ascii="Times New Roman" w:hAnsi="Times New Roman" w:cs="Times New Roman"/>
+          <w:b/>
+          <w:bCs/>
+          <w:sz w:val="28"/>
+          <w:szCs w:val="28"/>
+        </w:rPr>
+        <w:t>Анализ ТЗ и требований к взаимодействию компонентов программного продукта «Система контроля версий и хранения артефактов (Git + Artifactory)»</w:t>
+      </w:r>
+    </w:p>
+    <w:p>
+      <w:pPr>
+        <w:jc w:val="center"/>
+        <w:rPr>
+          <w:rFonts w:ascii="Times New Roman" w:hAnsi="Times New Roman" w:cs="Times New Roman"/>
+          <w:b/>
+          <w:bCs/>
+          <w:sz w:val="28"/>
+          <w:szCs w:val="28"/>
+        </w:rPr>
+      </w:pPr>
+    </w:p>
+    <w:p>
+      <w:pPr>
+        <w:jc w:val="center"/>
+        <w:rPr>
+          <w:rFonts w:ascii="Times New Roman" w:hAnsi="Times New Roman" w:cs="Times New Roman"/>
+          <w:b/>
+          <w:bCs/>
+          <w:sz w:val="28"/>
+          <w:szCs w:val="28"/>
+        </w:rPr>
+      </w:pPr>
+    </w:p>
+    <w:p>
+      <w:pPr>
+        <w:jc w:val="center"/>
+        <w:rPr>
+          <w:rFonts w:ascii="Times New Roman" w:hAnsi="Times New Roman" w:cs="Times New Roman"/>
+          <w:b/>
+          <w:bCs/>
+          <w:sz w:val="28"/>
+          <w:szCs w:val="28"/>
+        </w:rPr>
+      </w:pPr>
+    </w:p>
+    <w:p>
+      <w:pPr>
+        <w:jc w:val="center"/>
+        <w:rPr>
+          <w:rFonts w:ascii="Times New Roman" w:hAnsi="Times New Roman" w:cs="Times New Roman"/>
+          <w:b/>
+          <w:bCs/>
+          <w:sz w:val="28"/>
+          <w:szCs w:val="28"/>
+        </w:rPr>
+      </w:pPr>
+      <w:r>
+        <w:rPr>
+          <w:rFonts w:ascii="Times New Roman" w:hAnsi="Times New Roman" w:cs="Times New Roman"/>
+          <w:b/>
+          <w:bCs/>
+          <w:sz w:val="28"/>
+          <w:szCs w:val="28"/>
+        </w:rPr>
         <w:t>Цель работы: Проанализировать структуру ТЗ, выделить функциональные и нефункциональные требования, особое внимание уделить требованиям к взаимодействию компонентов, зафиксировать результаты в виде таблицы и диаграммы.</w:t>
       </w:r>
     </w:p>
     <w:p>
       <w:pPr>
-        <w:rPr>
-          <w:rFonts w:ascii="Times New Roman" w:hAnsi="Times New Roman" w:cs="Times New Roman"/>
+        <w:jc w:val="center"/>
+        <w:rPr>
+          <w:rFonts w:ascii="Times New Roman" w:hAnsi="Times New Roman" w:cs="Times New Roman"/>
+          <w:b/>
+          <w:bCs/>
+          <w:sz w:val="28"/>
+          <w:szCs w:val="28"/>
+        </w:rPr>
+      </w:pPr>
+    </w:p>
+    <w:p>
+      <w:pPr>
+        <w:jc w:val="center"/>
+        <w:rPr>
+          <w:rFonts w:ascii="Times New Roman" w:hAnsi="Times New Roman" w:cs="Times New Roman"/>
+          <w:b/>
+          <w:bCs/>
+          <w:sz w:val="28"/>
+          <w:szCs w:val="28"/>
+        </w:rPr>
+      </w:pPr>
+    </w:p>
+    <w:p>
+      <w:pPr>
+        <w:jc w:val="center"/>
+        <w:rPr>
+          <w:rFonts w:ascii="Times New Roman" w:hAnsi="Times New Roman" w:cs="Times New Roman"/>
+          <w:b/>
+          <w:bCs/>
+          <w:sz w:val="28"/>
+          <w:szCs w:val="28"/>
+        </w:rPr>
+      </w:pPr>
+    </w:p>
+    <w:p>
+      <w:pPr>
+        <w:jc w:val="center"/>
+        <w:rPr>
+          <w:rFonts w:ascii="Times New Roman" w:hAnsi="Times New Roman" w:cs="Times New Roman"/>
+          <w:b/>
+          <w:bCs/>
+          <w:sz w:val="28"/>
+          <w:szCs w:val="28"/>
+        </w:rPr>
+      </w:pPr>
+    </w:p>
+    <w:p>
+      <w:pPr>
+        <w:jc w:val="right"/>
+        <w:rPr>
+          <w:rFonts w:ascii="Times New Roman" w:hAnsi="Times New Roman" w:cs="Times New Roman"/>
+          <w:b/>
+          <w:bCs/>
+          <w:sz w:val="28"/>
+          <w:szCs w:val="28"/>
+        </w:rPr>
+      </w:pPr>
+      <w:r>
+        <w:rPr>
+          <w:rFonts w:ascii="Times New Roman" w:hAnsi="Times New Roman" w:cs="Times New Roman"/>
+          <w:b/>
+          <w:bCs/>
+          <w:sz w:val="28"/>
+          <w:szCs w:val="28"/>
+        </w:rPr>
+        <w:t>Выполнил</w:t>
+      </w:r>
+      <w:r>
+        <w:rPr>
+          <w:rFonts w:ascii="Times New Roman" w:hAnsi="Times New Roman" w:cs="Times New Roman"/>
+          <w:b/>
+          <w:bCs/>
+          <w:sz w:val="28"/>
+          <w:szCs w:val="28"/>
+        </w:rPr>
+        <w:t>а: Шашкина А.Н.</w:t>
+      </w:r>
+    </w:p>
+    <w:p>
+      <w:pPr>
+        <w:jc w:val="right"/>
+        <w:rPr>
+          <w:rFonts w:ascii="Times New Roman" w:hAnsi="Times New Roman" w:cs="Times New Roman"/>
+          <w:b/>
+          <w:bCs/>
+          <w:sz w:val="28"/>
+          <w:szCs w:val="28"/>
+        </w:rPr>
+      </w:pPr>
+      <w:r>
+        <w:rPr>
+          <w:rFonts w:ascii="Times New Roman" w:hAnsi="Times New Roman" w:cs="Times New Roman"/>
+          <w:b/>
+          <w:bCs/>
+          <w:sz w:val="28"/>
+          <w:szCs w:val="28"/>
+        </w:rPr>
+        <w:t>Студент</w:t>
+      </w:r>
+      <w:r>
+        <w:rPr>
+          <w:rFonts w:ascii="Times New Roman" w:hAnsi="Times New Roman" w:cs="Times New Roman"/>
+          <w:b/>
+          <w:bCs/>
+          <w:sz w:val="28"/>
+          <w:szCs w:val="28"/>
+        </w:rPr>
+        <w:t>ка</w:t>
+      </w:r>
+      <w:r>
+        <w:rPr>
+          <w:rFonts w:ascii="Times New Roman" w:hAnsi="Times New Roman" w:cs="Times New Roman"/>
+          <w:b/>
+          <w:bCs/>
+          <w:sz w:val="28"/>
+          <w:szCs w:val="28"/>
+        </w:rPr>
+        <w:t xml:space="preserve"> 24-ИС.</w:t>
+      </w:r>
+    </w:p>
+    <w:p>
+      <w:pPr>
+        <w:jc w:val="center"/>
+        <w:rPr>
+          <w:rFonts w:ascii="Times New Roman" w:hAnsi="Times New Roman" w:cs="Times New Roman"/>
+          <w:b/>
+          <w:bCs/>
+          <w:sz w:val="28"/>
+          <w:szCs w:val="28"/>
+        </w:rPr>
+      </w:pPr>
+    </w:p>
+    <w:p>
+      <w:pPr>
+        <w:jc w:val="center"/>
+        <w:rPr>
+          <w:rFonts w:ascii="Times New Roman" w:hAnsi="Times New Roman" w:cs="Times New Roman"/>
+          <w:b/>
+          <w:bCs/>
+          <w:sz w:val="28"/>
+          <w:szCs w:val="28"/>
+        </w:rPr>
+      </w:pPr>
+    </w:p>
+    <w:p>
+      <w:pPr>
+        <w:jc w:val="center"/>
+        <w:rPr>
+          <w:rFonts w:ascii="Times New Roman" w:hAnsi="Times New Roman" w:cs="Times New Roman"/>
+          <w:b/>
+          <w:bCs/>
+          <w:sz w:val="28"/>
+          <w:szCs w:val="28"/>
+        </w:rPr>
+      </w:pPr>
+    </w:p>
+    <w:p>
+      <w:pPr>
+        <w:jc w:val="center"/>
+        <w:rPr>
+          <w:rFonts w:ascii="Times New Roman" w:hAnsi="Times New Roman" w:cs="Times New Roman"/>
+          <w:b/>
+          <w:bCs/>
+          <w:sz w:val="28"/>
+          <w:szCs w:val="28"/>
+        </w:rPr>
+      </w:pPr>
+    </w:p>
+    <w:p>
+      <w:pPr>
+        <w:jc w:val="center"/>
+        <w:rPr>
+          <w:rFonts w:ascii="Times New Roman" w:hAnsi="Times New Roman" w:cs="Times New Roman"/>
+          <w:b/>
+          <w:bCs/>
+          <w:sz w:val="28"/>
+          <w:szCs w:val="28"/>
+        </w:rPr>
+      </w:pPr>
+      <w:r>
+        <w:rPr>
+          <w:rFonts w:ascii="Times New Roman" w:hAnsi="Times New Roman" w:cs="Times New Roman"/>
+          <w:b/>
+          <w:bCs/>
+          <w:sz w:val="28"/>
+          <w:szCs w:val="28"/>
+        </w:rPr>
+        <w:t>202</w:t>
+      </w:r>
+      <w:r>
+        <w:rPr>
+          <w:rFonts w:ascii="Times New Roman" w:hAnsi="Times New Roman" w:cs="Times New Roman"/>
+          <w:b/>
+          <w:bCs/>
+          <w:sz w:val="28"/>
+          <w:szCs w:val="28"/>
+        </w:rPr>
+        <w:t>6</w:t>
+      </w:r>
+      <w:r>
+        <w:rPr>
+          <w:rFonts w:ascii="Times New Roman" w:hAnsi="Times New Roman" w:cs="Times New Roman"/>
+          <w:b/>
+          <w:bCs/>
+          <w:sz w:val="28"/>
+          <w:szCs w:val="28"/>
+        </w:rPr>
+        <w:t>г.</w:t>
+      </w:r>
+    </w:p>
+    <w:p>
+      <w:pPr>
+        <w:jc w:val="center"/>
+        <w:rPr>
+          <w:rFonts w:ascii="Times New Roman" w:hAnsi="Times New Roman" w:cs="Times New Roman"/>
+          <w:b/>
+          <w:bCs/>
+          <w:sz w:val="28"/>
+          <w:szCs w:val="28"/>
+        </w:rPr>
+      </w:pPr>
+    </w:p>
+    <w:p>
+      <w:pPr>
+        <w:jc w:val="center"/>
+        <w:rPr>
+          <w:rFonts w:ascii="Times New Roman" w:hAnsi="Times New Roman" w:cs="Times New Roman"/>
+          <w:b/>
+          <w:bCs/>
+          <w:sz w:val="28"/>
+          <w:szCs w:val="28"/>
+        </w:rPr>
+      </w:pPr>
+    </w:p>
+    <w:p>
+      <w:pPr>
+        <w:jc w:val="center"/>
+        <w:rPr>
+          <w:rFonts w:ascii="Times New Roman" w:hAnsi="Times New Roman" w:cs="Times New Roman"/>
+          <w:b/>
+          <w:bCs/>
           <w:sz w:val="28"/>
           <w:szCs w:val="28"/>
         </w:rPr>
@@ -820,6 +1217,7 @@
           <w:sz w:val="28"/>
           <w:szCs w:val="28"/>
         </w:rPr>
+        <w:lastRenderedPageBreak/>
         <w:t>2. Таблица требований к взаимодействию компонентов</w:t>
       </w:r>
     </w:p>
@@ -1954,7 +2352,6 @@
           <w:szCs w:val="28"/>
           <w:lang w:eastAsia="ru-RU"/>
         </w:rPr>
-        <w:lastRenderedPageBreak/>
         <w:t>3. Диаграмма последовательности</w:t>
       </w:r>
     </w:p>
@@ -2051,6 +2448,7 @@
           <w:sz w:val="28"/>
           <w:szCs w:val="28"/>
         </w:rPr>
+        <w:lastRenderedPageBreak/>
         <w:t>participant "Ceph" as CEPH</w:t>
       </w:r>
     </w:p>

--- a/день 9.docx
+++ b/день 9.docx
@@ -481,6 +481,23 @@
           <w:szCs w:val="28"/>
         </w:rPr>
       </w:pPr>
+    </w:p>
+    <w:p>
+      <w:pPr>
+        <w:rPr>
+          <w:rFonts w:ascii="Times New Roman" w:hAnsi="Times New Roman" w:cs="Times New Roman"/>
+          <w:sz w:val="28"/>
+          <w:szCs w:val="28"/>
+        </w:rPr>
+      </w:pPr>
+      <w:r>
+        <w:rPr>
+          <w:rFonts w:ascii="Times New Roman" w:hAnsi="Times New Roman" w:cs="Times New Roman"/>
+          <w:sz w:val="28"/>
+          <w:szCs w:val="28"/>
+        </w:rPr>
+        <w:t>Вариант 12</w:t>
+      </w:r>
     </w:p>
     <w:p>
       <w:pPr>
@@ -1211,13 +1228,72 @@
           <w:szCs w:val="28"/>
         </w:rPr>
       </w:pPr>
-      <w:r>
-        <w:rPr>
-          <w:rFonts w:ascii="Times New Roman" w:hAnsi="Times New Roman" w:cs="Times New Roman"/>
-          <w:sz w:val="28"/>
-          <w:szCs w:val="28"/>
-        </w:rPr>
-        <w:lastRenderedPageBreak/>
+    </w:p>
+    <w:p>
+      <w:pPr>
+        <w:jc w:val="both"/>
+        <w:rPr>
+          <w:rFonts w:ascii="Times New Roman" w:hAnsi="Times New Roman" w:cs="Times New Roman"/>
+          <w:sz w:val="28"/>
+          <w:szCs w:val="28"/>
+        </w:rPr>
+      </w:pPr>
+    </w:p>
+    <w:p>
+      <w:pPr>
+        <w:jc w:val="both"/>
+        <w:rPr>
+          <w:rFonts w:ascii="Times New Roman" w:hAnsi="Times New Roman" w:cs="Times New Roman"/>
+          <w:sz w:val="28"/>
+          <w:szCs w:val="28"/>
+        </w:rPr>
+      </w:pPr>
+    </w:p>
+    <w:p>
+      <w:pPr>
+        <w:jc w:val="both"/>
+        <w:rPr>
+          <w:rFonts w:ascii="Times New Roman" w:hAnsi="Times New Roman" w:cs="Times New Roman"/>
+          <w:sz w:val="28"/>
+          <w:szCs w:val="28"/>
+        </w:rPr>
+      </w:pPr>
+    </w:p>
+    <w:p>
+      <w:pPr>
+        <w:jc w:val="both"/>
+        <w:rPr>
+          <w:rFonts w:ascii="Times New Roman" w:hAnsi="Times New Roman" w:cs="Times New Roman"/>
+          <w:sz w:val="28"/>
+          <w:szCs w:val="28"/>
+        </w:rPr>
+      </w:pPr>
+    </w:p>
+    <w:p>
+      <w:pPr>
+        <w:jc w:val="both"/>
+        <w:rPr>
+          <w:rFonts w:ascii="Times New Roman" w:hAnsi="Times New Roman" w:cs="Times New Roman"/>
+          <w:sz w:val="28"/>
+          <w:szCs w:val="28"/>
+        </w:rPr>
+      </w:pPr>
+    </w:p>
+    <w:p>
+      <w:pPr>
+        <w:jc w:val="both"/>
+        <w:rPr>
+          <w:rFonts w:ascii="Times New Roman" w:hAnsi="Times New Roman" w:cs="Times New Roman"/>
+          <w:sz w:val="28"/>
+          <w:szCs w:val="28"/>
+        </w:rPr>
+      </w:pPr>
+      <w:r>
+        <w:rPr>
+          <w:rFonts w:ascii="Times New Roman" w:hAnsi="Times New Roman" w:cs="Times New Roman"/>
+          <w:sz w:val="28"/>
+          <w:szCs w:val="28"/>
+        </w:rPr>
         <w:t>2. Таблица требований к взаимодействию компонентов</w:t>
       </w:r>
     </w:p>
@@ -2352,6 +2428,7 @@
           <w:szCs w:val="28"/>
           <w:lang w:eastAsia="ru-RU"/>
         </w:rPr>
+        <w:lastRenderedPageBreak/>
         <w:t>3. Диаграмма последовательности</w:t>
       </w:r>
     </w:p>
@@ -2448,7 +2525,6 @@
           <w:sz w:val="28"/>
           <w:szCs w:val="28"/>
         </w:rPr>
-        <w:lastRenderedPageBreak/>
         <w:t>participant "Ceph" as CEPH</w:t>
       </w:r>
     </w:p>
